--- a/data/cvs/cv_216_Population_Services_International_Associate__Data_Engineering_-_DISC_Proje.docx
+++ b/data/cvs/cv_216_Population_Services_International_Associate__Data_Engineering_-_DISC_Proje.docx
@@ -86,7 +86,7 @@
         <w:rPr>
           <w:sz w:val="20"/>
         </w:rPr>
-        <w:t>Full Stack Developer and AI Data Engineer with a focus on building robust data pipelines and automated systems. I have experience in Python, JavaScript, and SQL development, working with React, Node.js, and Django frameworks, and managing PostgreSQL and MySQL databases. My expertise lies in data engineering, from data collection and annotation to model evaluation and integration, with a strong background in AI and machine learning. Currently, I'm leading the development of AI-powered solutions at Copy Cat Group, including an SAP API integration and an AI tender scraping pipeline.</w:t>
+        <w:t>Full Stack Developer and AI engineer with a background in data annotation and evaluation. I've built full-stack applications, from Python backends and REST APIs to React frontends, and have extensive experience in AI data work, including model evaluation, prompt engineering, and dataset structuring. Currently, I'm focused on production systems at Copy Cat Group, including API integrations and AI-powered pipelines.</w:t>
       </w:r>
     </w:p>
     <w:p>
@@ -227,7 +227,7 @@
         <w:rPr>
           <w:sz w:val="20"/>
         </w:rPr>
-        <w:t>Oracle Cloud, Google Cloud Platform, Git, CI/CD</w:t>
+        <w:t>Oracle Cloud, Google Cloud Platform, Git, GitHub, CI/CD</w:t>
       </w:r>
     </w:p>
     <w:p>
@@ -245,7 +245,7 @@
         <w:rPr>
           <w:sz w:val="20"/>
         </w:rPr>
-        <w:t>Cloud-based Data Platforms, Data Transformation, Data Cleansing, SOPs, User Guides, Feature Pipelines, Model Integration, Automated Model Monitoring, Platform Operations, Reliability Engineering</w:t>
+        <w:t>data engineering, data platforms, data pipelines, cloud-based platforms, open-source, data transformation, data cleansing, SOPs, user guides, feature pipelines, model integration, automated model monitoring, platform operations</w:t>
       </w:r>
     </w:p>
     <w:p>
@@ -263,7 +263,7 @@
         <w:rPr>
           <w:sz w:val="20"/>
         </w:rPr>
-        <w:t>Data Analytics, Data Visualization, Reporting Tools, Data Quality Management, Data Governance, Data Security, Data Privacy, Agile Methodologies, Global Collaboration, Travel Flexibility</w:t>
+        <w:t>platform reliability, data analytics, data visualization, reporting tools, data quality management, data governance, data security, data privacy, production issue resolution, Agile, collaboration, commitment, international travel</w:t>
       </w:r>
     </w:p>
     <w:p>
@@ -313,7 +313,7 @@
         <w:rPr>
           <w:sz w:val="20"/>
         </w:rPr>
-        <w:t>Leading the development of an AI-powered tender scraping pipeline, automating tender discovery and processing.</w:t>
+        <w:t>Integrating SAP APIs with an internal Credit Control System, automating processes for OA and IT business units.</w:t>
       </w:r>
     </w:p>
     <w:p>
@@ -325,7 +325,7 @@
         <w:rPr>
           <w:sz w:val="20"/>
         </w:rPr>
-        <w:t>Integrating SAP APIs with an internal Credit Control System, creating a live, automated system for OA and IT business units.</w:t>
+        <w:t>Authoring technical documentation: BRD and SDD for project scope, and System Design Document for enterprise architecture.</w:t>
       </w:r>
     </w:p>
     <w:p>
@@ -337,7 +337,7 @@
         <w:rPr>
           <w:sz w:val="20"/>
         </w:rPr>
-        <w:t>Authoring technical documentation, including BRDs and SDDs, to define project scope and technical specifications.</w:t>
+        <w:t>Designing and prototyping an AI-powered tender scraping pipeline to automate tender opportunity discovery and processing.</w:t>
       </w:r>
     </w:p>
     <w:p>
@@ -372,31 +372,7 @@
         <w:rPr>
           <w:sz w:val="20"/>
         </w:rPr>
-        <w:t>Train AI models by generating accurate difference-based captions for multimodal datasets</w:t>
-      </w:r>
-    </w:p>
-    <w:p>
-      <w:pPr>
-        <w:pStyle w:val="ListBullet"/>
-        <w:spacing w:before="0" w:after="20"/>
-      </w:pPr>
-      <w:r>
-        <w:rPr>
-          <w:sz w:val="20"/>
-        </w:rPr>
-        <w:t>Perform categorisation, bounding, consistency checks, and image-level validation to improve multimodal model accuracy</w:t>
-      </w:r>
-    </w:p>
-    <w:p>
-      <w:pPr>
-        <w:pStyle w:val="ListBullet"/>
-        <w:spacing w:before="0" w:after="20"/>
-      </w:pPr>
-      <w:r>
-        <w:rPr>
-          <w:sz w:val="20"/>
-        </w:rPr>
-        <w:t>Contribute high-quality annotated outputs that directly feed into production AI model training pipelines</w:t>
+        <w:t>Generating difference-based captions for multimodal datasets, improving model accuracy through categorisation and validation.</w:t>
       </w:r>
     </w:p>
     <w:p>
@@ -431,31 +407,7 @@
         <w:rPr>
           <w:sz w:val="20"/>
         </w:rPr>
-        <w:t>Developed and delivered full-stack solutions for U.S.-based clients across different sectors</w:t>
-      </w:r>
-    </w:p>
-    <w:p>
-      <w:pPr>
-        <w:pStyle w:val="ListBullet"/>
-        <w:spacing w:before="0" w:after="20"/>
-      </w:pPr>
-      <w:r>
-        <w:rPr>
-          <w:sz w:val="20"/>
-        </w:rPr>
-        <w:t>Built UI components, optimised APIs, and handled CMS-based website systems</w:t>
-      </w:r>
-    </w:p>
-    <w:p>
-      <w:pPr>
-        <w:pStyle w:val="ListBullet"/>
-        <w:spacing w:before="0" w:after="20"/>
-      </w:pPr>
-      <w:r>
-        <w:rPr>
-          <w:sz w:val="20"/>
-        </w:rPr>
-        <w:t>Collaborated with remote teams to debug, improve performance, and implement client feedback</w:t>
+        <w:t>Built full-stack solutions, optimised APIs, and managed CMS-based websites for U.S. clients, collaborating remotely to enhance performance.</w:t>
       </w:r>
     </w:p>
     <w:p>
@@ -490,31 +442,7 @@
         <w:rPr>
           <w:sz w:val="20"/>
         </w:rPr>
-        <w:t>Annotated and evaluated datasets for health and agriculture AI systems</w:t>
-      </w:r>
-    </w:p>
-    <w:p>
-      <w:pPr>
-        <w:pStyle w:val="ListBullet"/>
-        <w:spacing w:before="0" w:after="20"/>
-      </w:pPr>
-      <w:r>
-        <w:rPr>
-          <w:sz w:val="20"/>
-        </w:rPr>
-        <w:t>Performed intent detection, slot tagging, utterance verification, and structured dataset creation</w:t>
-      </w:r>
-    </w:p>
-    <w:p>
-      <w:pPr>
-        <w:pStyle w:val="ListBullet"/>
-        <w:spacing w:before="0" w:after="20"/>
-      </w:pPr>
-      <w:r>
-        <w:rPr>
-          <w:sz w:val="20"/>
-        </w:rPr>
-        <w:t>Ensured annotation quality and consistency across multilingual and multimodal training data</w:t>
+        <w:t>Performed intent detection, slot tagging, and utterance verification for health and agriculture AI systems, ensuring multilingual data quality.</w:t>
       </w:r>
     </w:p>
     <w:p>
